--- a/Documentações/DOCUMENTACAO_1CCOB_GRUPO10_GAS_BUSTERS.docx
+++ b/Documentações/DOCUMENTACAO_1CCOB_GRUPO10_GAS_BUSTERS.docx
@@ -1,6 +1,6 @@
 
 <file path=word/document.xml><?xml version="1.0" encoding="utf-8"?>
-<w:document xmlns:wpc="http://schemas.microsoft.com/office/word/2010/wordprocessingCanvas" xmlns:cx="http://schemas.microsoft.com/office/drawing/2014/chartex" xmlns:cx1="http://schemas.microsoft.com/office/drawing/2015/9/8/chartex" xmlns:cx2="http://schemas.microsoft.com/office/drawing/2015/10/21/chartex" xmlns:cx3="http://schemas.microsoft.com/office/drawing/2016/5/9/chartex" xmlns:cx4="http://schemas.microsoft.com/office/drawing/2016/5/10/chartex" xmlns:cx5="http://schemas.microsoft.com/office/drawing/2016/5/11/chartex" xmlns:cx6="http://schemas.microsoft.com/office/drawing/2016/5/12/chartex" xmlns:cx7="http://schemas.microsoft.com/office/drawing/2016/5/13/chartex" xmlns:cx8="http://schemas.microsoft.com/office/drawing/2016/5/14/chartex" xmlns:mc="http://schemas.openxmlformats.org/markup-compatibility/2006" xmlns:aink="http://schemas.microsoft.com/office/drawing/2016/ink" xmlns:am3d="http://schemas.microsoft.com/office/drawing/2017/model3d" xmlns:o="urn:schemas-microsoft-com:office:office" xmlns:oel="http://schemas.microsoft.com/office/2019/extlst" xmlns:r="http://schemas.openxmlformats.org/officeDocument/2006/relationships" xmlns:m="http://schemas.openxmlformats.org/officeDocument/2006/math" xmlns:v="urn:schemas-microsoft-com:vml" xmlns:wp14="http://schemas.microsoft.com/office/word/2010/wordprocessingDrawing" xmlns:wp="http://schemas.openxmlformats.org/drawingml/2006/wordprocessingDrawing" xmlns:w10="urn:schemas-microsoft-com:office:word" xmlns:w="http://schemas.openxmlformats.org/wordprocessingml/2006/main" xmlns:w14="http://schemas.microsoft.com/office/word/2010/wordml" xmlns:w15="http://schemas.microsoft.com/office/word/2012/wordml" xmlns:w16cex="http://schemas.microsoft.com/office/word/2018/wordml/cex" xmlns:w16cid="http://schemas.microsoft.com/office/word/2016/wordml/cid" xmlns:w16="http://schemas.microsoft.com/office/word/2018/wordml" xmlns:w16du="http://schemas.microsoft.com/office/word/2023/wordml/word16du" xmlns:w16sdtdh="http://schemas.microsoft.com/office/word/2020/wordml/sdtdatahash" xmlns:w16sdtfl="http://schemas.microsoft.com/office/word/2024/wordml/sdtformatlock" xmlns:w16se="http://schemas.microsoft.com/office/word/2015/wordml/symex" xmlns:wpg="http://schemas.microsoft.com/office/word/2010/wordprocessingGroup" xmlns:wpi="http://schemas.microsoft.com/office/word/2010/wordprocessingInk" xmlns:wne="http://schemas.microsoft.com/office/word/2006/wordml" xmlns:wps="http://schemas.microsoft.com/office/word/2010/wordprocessingShape" mc:Ignorable="w14 w15 w16se w16cid w16 w16cex w16sdtdh w16sdtfl w16du wp14">
+<w:document xmlns:wpc="http://schemas.microsoft.com/office/word/2010/wordprocessingCanvas" xmlns:mc="http://schemas.openxmlformats.org/markup-compatibility/2006" xmlns:o="urn:schemas-microsoft-com:office:office" xmlns:r="http://schemas.openxmlformats.org/officeDocument/2006/relationships" xmlns:m="http://schemas.openxmlformats.org/officeDocument/2006/math" xmlns:v="urn:schemas-microsoft-com:vml" xmlns:wp14="http://schemas.microsoft.com/office/word/2010/wordprocessingDrawing" xmlns:wp="http://schemas.openxmlformats.org/drawingml/2006/wordprocessingDrawing" xmlns:w10="urn:schemas-microsoft-com:office:word" xmlns:w="http://schemas.openxmlformats.org/wordprocessingml/2006/main" xmlns:w14="http://schemas.microsoft.com/office/word/2010/wordml" xmlns:w15="http://schemas.microsoft.com/office/word/2012/wordml" xmlns:wpg="http://schemas.microsoft.com/office/word/2010/wordprocessingGroup" xmlns:wpi="http://schemas.microsoft.com/office/word/2010/wordprocessingInk" xmlns:wne="http://schemas.microsoft.com/office/word/2006/wordml" xmlns:wps="http://schemas.microsoft.com/office/word/2010/wordprocessingShape" mc:Ignorable="w14 w15 wp14">
   <w:body>
     <w:p>
       <w:pPr>
@@ -1347,7 +1347,13 @@
               <w:rPr>
                 <w:sz w:val="24"/>
               </w:rPr>
-              <w:t>Figura 9 -</w:t>
+              <w:t xml:space="preserve">Figura 9 </w:t>
+            </w:r>
+            <w:r>
+              <w:rPr>
+                <w:sz w:val="24"/>
+              </w:rPr>
+              <w:t>–</w:t>
             </w:r>
           </w:p>
         </w:tc>
@@ -1390,7 +1396,147 @@
               <w:rPr>
                 <w:sz w:val="24"/>
               </w:rPr>
+              <w:t>14</w:t>
+            </w:r>
+          </w:p>
+        </w:tc>
+      </w:tr>
+      <w:tr>
+        <w:trPr>
+          <w:trHeight w:val="480"/>
+        </w:trPr>
+        <w:tc>
+          <w:tcPr>
+            <w:tcW w:w="1621" w:type="dxa"/>
+          </w:tcPr>
+          <w:p>
+            <w:pPr>
+              <w:pStyle w:val="TableParagraph"/>
+              <w:spacing w:line="360" w:lineRule="auto"/>
+              <w:ind w:left="0"/>
+              <w:jc w:val="center"/>
+              <w:rPr>
+                <w:sz w:val="24"/>
+              </w:rPr>
+            </w:pPr>
+            <w:r>
+              <w:rPr>
+                <w:sz w:val="24"/>
+              </w:rPr>
+              <w:t>Figura 10 -</w:t>
+            </w:r>
+          </w:p>
+        </w:tc>
+        <w:tc>
+          <w:tcPr>
+            <w:tcW w:w="6602" w:type="dxa"/>
+          </w:tcPr>
+          <w:p>
+            <w:pPr>
+              <w:pStyle w:val="TableParagraph"/>
+              <w:spacing w:line="360" w:lineRule="auto"/>
+              <w:jc w:val="center"/>
+              <w:rPr>
+                <w:sz w:val="24"/>
+              </w:rPr>
+            </w:pPr>
+            <w:r>
+              <w:rPr>
+                <w:sz w:val="24"/>
+              </w:rPr>
+              <w:t>Backlog</w:t>
+            </w:r>
+          </w:p>
+        </w:tc>
+        <w:tc>
+          <w:tcPr>
+            <w:tcW w:w="840" w:type="dxa"/>
+          </w:tcPr>
+          <w:p>
+            <w:pPr>
+              <w:pStyle w:val="TableParagraph"/>
+              <w:spacing w:line="360" w:lineRule="auto"/>
+              <w:ind w:left="0" w:right="92"/>
+              <w:jc w:val="center"/>
+              <w:rPr>
+                <w:sz w:val="24"/>
+              </w:rPr>
+            </w:pPr>
+            <w:r>
+              <w:rPr>
+                <w:sz w:val="24"/>
+              </w:rPr>
               <w:t>15</w:t>
+            </w:r>
+          </w:p>
+        </w:tc>
+      </w:tr>
+      <w:tr>
+        <w:trPr>
+          <w:trHeight w:val="480"/>
+        </w:trPr>
+        <w:tc>
+          <w:tcPr>
+            <w:tcW w:w="1621" w:type="dxa"/>
+          </w:tcPr>
+          <w:p>
+            <w:pPr>
+              <w:pStyle w:val="TableParagraph"/>
+              <w:spacing w:line="360" w:lineRule="auto"/>
+              <w:ind w:left="0"/>
+              <w:jc w:val="center"/>
+              <w:rPr>
+                <w:sz w:val="24"/>
+              </w:rPr>
+            </w:pPr>
+            <w:r>
+              <w:rPr>
+                <w:sz w:val="24"/>
+              </w:rPr>
+              <w:t>Figura 11 -</w:t>
+            </w:r>
+          </w:p>
+        </w:tc>
+        <w:tc>
+          <w:tcPr>
+            <w:tcW w:w="6602" w:type="dxa"/>
+          </w:tcPr>
+          <w:p>
+            <w:pPr>
+              <w:pStyle w:val="TableParagraph"/>
+              <w:spacing w:line="360" w:lineRule="auto"/>
+              <w:jc w:val="center"/>
+              <w:rPr>
+                <w:sz w:val="24"/>
+              </w:rPr>
+            </w:pPr>
+            <w:r>
+              <w:rPr>
+                <w:sz w:val="24"/>
+              </w:rPr>
+              <w:t>Grafico de Burndown</w:t>
+            </w:r>
+          </w:p>
+        </w:tc>
+        <w:tc>
+          <w:tcPr>
+            <w:tcW w:w="840" w:type="dxa"/>
+          </w:tcPr>
+          <w:p>
+            <w:pPr>
+              <w:pStyle w:val="TableParagraph"/>
+              <w:spacing w:line="360" w:lineRule="auto"/>
+              <w:ind w:left="0" w:right="92"/>
+              <w:jc w:val="center"/>
+              <w:rPr>
+                <w:sz w:val="24"/>
+              </w:rPr>
+            </w:pPr>
+            <w:r>
+              <w:rPr>
+                <w:sz w:val="24"/>
+              </w:rPr>
+              <w:t>16</w:t>
             </w:r>
           </w:p>
         </w:tc>
@@ -1847,6 +1993,7 @@
         <w:rPr>
           <w:noProof/>
           <w:sz w:val="20"/>
+          <w:lang w:val="pt-BR" w:eastAsia="pt-BR"/>
         </w:rPr>
         <w:drawing>
           <wp:anchor distT="0" distB="0" distL="0" distR="0" simplePos="0" relativeHeight="487587840" behindDoc="1" locked="0" layoutInCell="1" allowOverlap="1" wp14:anchorId="38EF649F" wp14:editId="52F40C17">
@@ -2074,6 +2221,7 @@
       <w:r>
         <w:rPr>
           <w:noProof/>
+          <w:lang w:val="pt-BR" w:eastAsia="pt-BR"/>
         </w:rPr>
         <w:drawing>
           <wp:inline distT="0" distB="0" distL="0" distR="0" wp14:anchorId="68DA681C" wp14:editId="1DD8EBFE">
@@ -2235,6 +2383,7 @@
       <w:r>
         <w:rPr>
           <w:noProof/>
+          <w:lang w:val="pt-BR" w:eastAsia="pt-BR"/>
         </w:rPr>
         <w:drawing>
           <wp:inline distT="0" distB="0" distL="0" distR="0" wp14:anchorId="06B54D43" wp14:editId="1A239031">
@@ -2333,6 +2482,7 @@
       <w:r>
         <w:rPr>
           <w:noProof/>
+          <w:lang w:val="pt-BR" w:eastAsia="pt-BR"/>
         </w:rPr>
         <w:drawing>
           <wp:inline distT="0" distB="0" distL="0" distR="0" wp14:anchorId="37362617" wp14:editId="7E0F3E9B">
@@ -2974,6 +3124,7 @@
         <w:rPr>
           <w:noProof/>
           <w:sz w:val="14"/>
+          <w:lang w:val="pt-BR" w:eastAsia="pt-BR"/>
         </w:rPr>
         <w:drawing>
           <wp:anchor distT="0" distB="0" distL="0" distR="0" simplePos="0" relativeHeight="487588352" behindDoc="1" locked="0" layoutInCell="1" allowOverlap="1" wp14:anchorId="7780B082" wp14:editId="1F00697C">
@@ -3316,6 +3467,7 @@
       <w:r>
         <w:rPr>
           <w:noProof/>
+          <w:lang w:val="pt-BR" w:eastAsia="pt-BR"/>
         </w:rPr>
         <w:drawing>
           <wp:inline distT="0" distB="0" distL="0" distR="0" wp14:anchorId="7BA139D5" wp14:editId="1D352878">
@@ -3429,6 +3581,7 @@
       <w:r>
         <w:rPr>
           <w:noProof/>
+          <w:lang w:val="pt-BR" w:eastAsia="pt-BR"/>
         </w:rPr>
         <w:drawing>
           <wp:inline distT="0" distB="0" distL="0" distR="0" wp14:anchorId="594289AB" wp14:editId="1CDE1584">
@@ -3563,6 +3716,7 @@
       <w:r>
         <w:rPr>
           <w:noProof/>
+          <w:lang w:val="pt-BR" w:eastAsia="pt-BR"/>
         </w:rPr>
         <w:drawing>
           <wp:inline distT="0" distB="0" distL="0" distR="0" wp14:anchorId="0C94510B" wp14:editId="66277D6F">
@@ -6987,6 +7141,7 @@
       <w:r>
         <w:rPr>
           <w:noProof/>
+          <w:lang w:val="pt-BR" w:eastAsia="pt-BR"/>
         </w:rPr>
         <w:drawing>
           <wp:inline distT="0" distB="0" distL="0" distR="0" wp14:anchorId="1BF84C1F" wp14:editId="481208B3">
@@ -7100,12 +7255,368 @@
     </w:p>
     <w:p>
       <w:pPr>
+        <w:tabs>
+          <w:tab w:val="left" w:pos="861"/>
+        </w:tabs>
+        <w:spacing w:before="316" w:line="360" w:lineRule="auto"/>
+        <w:ind w:left="141"/>
+        <w:rPr>
+          <w:sz w:val="24"/>
+          <w:szCs w:val="24"/>
+        </w:rPr>
+      </w:pPr>
+      <w:r>
+        <w:rPr>
+          <w:sz w:val="24"/>
+          <w:szCs w:val="24"/>
+        </w:rPr>
+        <w:t>O backlog foi utilizado para organizar os requisitos do projeto.</w:t>
+      </w:r>
+    </w:p>
+    <w:p>
+      <w:pPr>
+        <w:tabs>
+          <w:tab w:val="left" w:pos="861"/>
+        </w:tabs>
+        <w:spacing w:before="316" w:line="360" w:lineRule="auto"/>
+        <w:ind w:left="141"/>
+        <w:rPr>
+          <w:sz w:val="24"/>
+          <w:szCs w:val="24"/>
+        </w:rPr>
+      </w:pPr>
+      <w:r>
+        <w:rPr>
+          <w:sz w:val="24"/>
+          <w:szCs w:val="24"/>
+        </w:rPr>
+        <w:t xml:space="preserve">Ele conta </w:t>
+      </w:r>
+      <w:r>
+        <w:rPr>
+          <w:sz w:val="24"/>
+          <w:szCs w:val="24"/>
+        </w:rPr>
+        <w:t>algumas colunas, sendo elas: Classificação (sendo Essencial, Importante ou Desejavel), Sprint (para identificação de qual sprint aquele requesito é), Status (podendo ser A fazer, Fazendo ou Concluido), Prioridade (Para fazer a priorização dos requisitos, pode</w:t>
+      </w:r>
+      <w:r>
+        <w:rPr>
+          <w:sz w:val="24"/>
+          <w:szCs w:val="24"/>
+        </w:rPr>
+        <w:t>ndo ser 1, 2, 3 ou 4), Tamanho (Mostra a dificuldade dos requisitos, podendo ser de PP até GG fazendo esse serviço junto com o Fibonacci),</w:t>
+      </w:r>
+      <w:r>
+        <w:rPr>
+          <w:sz w:val="24"/>
+          <w:szCs w:val="24"/>
+        </w:rPr>
+        <w:t xml:space="preserve"> </w:t>
+      </w:r>
+      <w:r>
+        <w:rPr>
+          <w:sz w:val="24"/>
+          <w:szCs w:val="24"/>
+        </w:rPr>
+        <w:t>Fibonacci (Define a dificuldade dos requisitos, podendo ser classificado por 3, 5, 8, 13 e 21) e Responsável (Que define o responsável de cada requesito)</w:t>
+      </w:r>
+    </w:p>
+    <w:p>
+      <w:pPr>
+        <w:tabs>
+          <w:tab w:val="left" w:pos="861"/>
+        </w:tabs>
+        <w:spacing w:before="316" w:line="360" w:lineRule="auto"/>
+        <w:ind w:left="141"/>
+        <w:rPr>
+          <w:sz w:val="24"/>
+          <w:szCs w:val="24"/>
+        </w:rPr>
+      </w:pPr>
+      <w:r>
+        <w:rPr>
+          <w:sz w:val="24"/>
+          <w:szCs w:val="24"/>
+        </w:rPr>
+        <w:t>No atual momento do período da documentação</w:t>
+      </w:r>
+      <w:r>
+        <w:rPr>
+          <w:sz w:val="24"/>
+          <w:szCs w:val="24"/>
+        </w:rPr>
+        <w:t xml:space="preserve">, o </w:t>
+      </w:r>
+      <w:r>
+        <w:rPr>
+          <w:sz w:val="24"/>
+          <w:szCs w:val="24"/>
+        </w:rPr>
+        <w:t>backlog</w:t>
+      </w:r>
+      <w:r>
+        <w:rPr>
+          <w:sz w:val="24"/>
+          <w:szCs w:val="24"/>
+        </w:rPr>
+        <w:t xml:space="preserve"> se encontra assim:</w:t>
+      </w:r>
+    </w:p>
+    <w:p/>
+    <w:p>
+      <w:pPr>
+        <w:tabs>
+          <w:tab w:val="left" w:pos="2880"/>
+        </w:tabs>
+        <w:jc w:val="center"/>
+        <w:rPr>
+          <w:sz w:val="20"/>
+          <w:szCs w:val="20"/>
+        </w:rPr>
+      </w:pPr>
+    </w:p>
+    <w:p>
+      <w:pPr>
+        <w:tabs>
+          <w:tab w:val="left" w:pos="2880"/>
+        </w:tabs>
+        <w:jc w:val="center"/>
+      </w:pPr>
+      <w:r>
+        <w:rPr>
+          <w:noProof/>
+          <w:lang w:val="pt-BR" w:eastAsia="pt-BR"/>
+        </w:rPr>
+        <w:drawing>
+          <wp:anchor distT="0" distB="0" distL="114300" distR="114300" simplePos="0" relativeHeight="251667456" behindDoc="1" locked="0" layoutInCell="1" allowOverlap="1" wp14:anchorId="33044635" wp14:editId="781C6F90">
+            <wp:simplePos x="0" y="0"/>
+            <wp:positionH relativeFrom="column">
+              <wp:posOffset>-447040</wp:posOffset>
+            </wp:positionH>
+            <wp:positionV relativeFrom="paragraph">
+              <wp:posOffset>208280</wp:posOffset>
+            </wp:positionV>
+            <wp:extent cx="6562725" cy="2686050"/>
+            <wp:effectExtent l="0" t="0" r="9525" b="0"/>
+            <wp:wrapTopAndBottom/>
+            <wp:docPr id="4" name="Imagem 4"/>
+            <wp:cNvGraphicFramePr>
+              <a:graphicFrameLocks xmlns:a="http://schemas.openxmlformats.org/drawingml/2006/main" noChangeAspect="1"/>
+            </wp:cNvGraphicFramePr>
+            <a:graphic xmlns:a="http://schemas.openxmlformats.org/drawingml/2006/main">
+              <a:graphicData uri="http://schemas.openxmlformats.org/drawingml/2006/picture">
+                <pic:pic xmlns:pic="http://schemas.openxmlformats.org/drawingml/2006/picture">
+                  <pic:nvPicPr>
+                    <pic:cNvPr id="4" name="Captura de tela 2025-04-19 161944.png"/>
+                    <pic:cNvPicPr/>
+                  </pic:nvPicPr>
+                  <pic:blipFill rotWithShape="1">
+                    <a:blip r:embed="rId17">
+                      <a:extLst>
+                        <a:ext uri="{28A0092B-C50C-407E-A947-70E740481C1C}">
+                          <a14:useLocalDpi xmlns:a14="http://schemas.microsoft.com/office/drawing/2010/main" val="0"/>
+                        </a:ext>
+                      </a:extLst>
+                    </a:blip>
+                    <a:srcRect l="600" r="26353"/>
+                    <a:stretch/>
+                  </pic:blipFill>
+                  <pic:spPr bwMode="auto">
+                    <a:xfrm>
+                      <a:off x="0" y="0"/>
+                      <a:ext cx="6562725" cy="2686050"/>
+                    </a:xfrm>
+                    <a:prstGeom prst="rect">
+                      <a:avLst/>
+                    </a:prstGeom>
+                    <a:ln>
+                      <a:noFill/>
+                    </a:ln>
+                    <a:extLst>
+                      <a:ext uri="{53640926-AAD7-44D8-BBD7-CCE9431645EC}">
+                        <a14:shadowObscured xmlns:a14="http://schemas.microsoft.com/office/drawing/2010/main"/>
+                      </a:ext>
+                    </a:extLst>
+                  </pic:spPr>
+                </pic:pic>
+              </a:graphicData>
+            </a:graphic>
+            <wp14:sizeRelH relativeFrom="margin">
+              <wp14:pctWidth>0</wp14:pctWidth>
+            </wp14:sizeRelH>
+            <wp14:sizeRelV relativeFrom="margin">
+              <wp14:pctHeight>0</wp14:pctHeight>
+            </wp14:sizeRelV>
+          </wp:anchor>
+        </w:drawing>
+      </w:r>
+      <w:r>
+        <w:rPr>
+          <w:sz w:val="20"/>
+          <w:szCs w:val="20"/>
+        </w:rPr>
+        <w:t>FIGURA 10</w:t>
+      </w:r>
+      <w:r>
+        <w:rPr>
+          <w:sz w:val="20"/>
+          <w:szCs w:val="20"/>
+        </w:rPr>
+        <w:t xml:space="preserve">: </w:t>
+      </w:r>
+      <w:r>
+        <w:rPr>
+          <w:sz w:val="20"/>
+          <w:szCs w:val="20"/>
+        </w:rPr>
+        <w:t>BACKLOG</w:t>
+      </w:r>
+    </w:p>
+    <w:p>
+      <w:pPr>
+        <w:tabs>
+          <w:tab w:val="left" w:pos="861"/>
+        </w:tabs>
+        <w:spacing w:before="316" w:line="360" w:lineRule="auto"/>
+        <w:jc w:val="center"/>
+        <w:rPr>
+          <w:sz w:val="20"/>
+          <w:szCs w:val="20"/>
+        </w:rPr>
+      </w:pPr>
+      <w:r>
+        <w:rPr>
+          <w:sz w:val="20"/>
+          <w:szCs w:val="20"/>
+        </w:rPr>
+        <w:t>FONTE : AUTORAL</w:t>
+      </w:r>
+    </w:p>
+    <w:p>
+      <w:pPr>
+        <w:tabs>
+          <w:tab w:val="left" w:pos="861"/>
+        </w:tabs>
+        <w:spacing w:before="316" w:line="360" w:lineRule="auto"/>
+        <w:jc w:val="center"/>
+        <w:rPr>
+          <w:sz w:val="20"/>
+          <w:szCs w:val="20"/>
+        </w:rPr>
+      </w:pPr>
+    </w:p>
+    <w:p>
+      <w:pPr>
+        <w:tabs>
+          <w:tab w:val="left" w:pos="861"/>
+        </w:tabs>
+        <w:spacing w:before="316" w:line="360" w:lineRule="auto"/>
+        <w:ind w:left="141"/>
+        <w:rPr>
+          <w:sz w:val="24"/>
+          <w:szCs w:val="24"/>
+        </w:rPr>
+      </w:pPr>
+      <w:r>
+        <w:rPr>
+          <w:sz w:val="24"/>
+          <w:szCs w:val="24"/>
+        </w:rPr>
+        <w:t>Junto com o backlog possui o gráfico de burndown, que pega a soma dos pontos do Fibonacci e faz uma media para medir o esperado que aquela equipe entrege.</w:t>
+      </w:r>
+    </w:p>
+    <w:p>
+      <w:pPr>
+        <w:tabs>
+          <w:tab w:val="left" w:pos="861"/>
+        </w:tabs>
+        <w:spacing w:before="316" w:line="360" w:lineRule="auto"/>
+        <w:jc w:val="center"/>
+        <w:rPr>
+          <w:sz w:val="20"/>
+          <w:szCs w:val="20"/>
+        </w:rPr>
+      </w:pPr>
+    </w:p>
+    <w:p>
+      <w:pPr>
+        <w:tabs>
+          <w:tab w:val="left" w:pos="861"/>
+        </w:tabs>
+        <w:spacing w:before="316" w:line="360" w:lineRule="auto"/>
+        <w:jc w:val="center"/>
+        <w:rPr>
+          <w:sz w:val="20"/>
+          <w:szCs w:val="20"/>
+        </w:rPr>
+      </w:pPr>
+    </w:p>
+    <w:p>
+      <w:pPr>
+        <w:tabs>
+          <w:tab w:val="left" w:pos="861"/>
+        </w:tabs>
+        <w:spacing w:before="316" w:line="360" w:lineRule="auto"/>
+        <w:jc w:val="center"/>
+        <w:rPr>
+          <w:sz w:val="20"/>
+          <w:szCs w:val="20"/>
+        </w:rPr>
+      </w:pPr>
+    </w:p>
+    <w:p>
+      <w:pPr>
+        <w:tabs>
+          <w:tab w:val="left" w:pos="861"/>
+        </w:tabs>
+        <w:spacing w:before="316" w:line="360" w:lineRule="auto"/>
+        <w:jc w:val="center"/>
+        <w:rPr>
+          <w:b/>
+          <w:bCs/>
+          <w:sz w:val="28"/>
+          <w:szCs w:val="28"/>
+        </w:rPr>
+      </w:pPr>
+      <w:r>
+        <w:rPr>
+          <w:sz w:val="20"/>
+          <w:szCs w:val="20"/>
+        </w:rPr>
+        <w:lastRenderedPageBreak/>
+        <w:t>F</w:t>
+      </w:r>
+      <w:r>
+        <w:rPr>
+          <w:sz w:val="20"/>
+          <w:szCs w:val="20"/>
+        </w:rPr>
+        <w:t>IGURA 11</w:t>
+      </w:r>
+      <w:r>
+        <w:rPr>
+          <w:sz w:val="20"/>
+          <w:szCs w:val="20"/>
+        </w:rPr>
+        <w:t xml:space="preserve">: </w:t>
+      </w:r>
+      <w:r>
+        <w:rPr>
+          <w:sz w:val="20"/>
+          <w:szCs w:val="20"/>
+        </w:rPr>
+        <w:t>GRÁFICO DE BURNDOWN</w:t>
+      </w:r>
+    </w:p>
+    <w:p>
+      <w:pPr>
         <w:pStyle w:val="PargrafodaLista"/>
         <w:tabs>
           <w:tab w:val="left" w:pos="861"/>
         </w:tabs>
         <w:spacing w:before="316" w:line="360" w:lineRule="auto"/>
         <w:ind w:left="352" w:firstLine="0"/>
+        <w:jc w:val="center"/>
         <w:rPr>
           <w:b/>
           <w:bCs/>
@@ -7113,19 +7624,93 @@
           <w:szCs w:val="28"/>
         </w:rPr>
       </w:pPr>
-    </w:p>
-    <w:p>
-      <w:pPr>
-        <w:pStyle w:val="PargrafodaLista"/>
+      <w:r>
+        <w:rPr>
+          <w:b/>
+          <w:bCs/>
+          <w:noProof/>
+          <w:sz w:val="28"/>
+          <w:szCs w:val="28"/>
+          <w:lang w:val="pt-BR" w:eastAsia="pt-BR"/>
+        </w:rPr>
+        <w:drawing>
+          <wp:inline distT="0" distB="0" distL="0" distR="0" wp14:anchorId="11F90E7F" wp14:editId="64043DB9">
+            <wp:extent cx="3152775" cy="2371107"/>
+            <wp:effectExtent l="0" t="0" r="0" b="0"/>
+            <wp:docPr id="5" name="Imagem 5"/>
+            <wp:cNvGraphicFramePr>
+              <a:graphicFrameLocks xmlns:a="http://schemas.openxmlformats.org/drawingml/2006/main" noChangeAspect="1"/>
+            </wp:cNvGraphicFramePr>
+            <a:graphic xmlns:a="http://schemas.openxmlformats.org/drawingml/2006/main">
+              <a:graphicData uri="http://schemas.openxmlformats.org/drawingml/2006/picture">
+                <pic:pic xmlns:pic="http://schemas.openxmlformats.org/drawingml/2006/picture">
+                  <pic:nvPicPr>
+                    <pic:cNvPr id="5" name="Captura de tela 2025-04-19 161944.png"/>
+                    <pic:cNvPicPr/>
+                  </pic:nvPicPr>
+                  <pic:blipFill rotWithShape="1">
+                    <a:blip r:embed="rId17">
+                      <a:extLst>
+                        <a:ext uri="{28A0092B-C50C-407E-A947-70E740481C1C}">
+                          <a14:useLocalDpi xmlns:a14="http://schemas.microsoft.com/office/drawing/2010/main" val="0"/>
+                        </a:ext>
+                      </a:extLst>
+                    </a:blip>
+                    <a:srcRect l="76772" t="-1" b="41566"/>
+                    <a:stretch/>
+                  </pic:blipFill>
+                  <pic:spPr bwMode="auto">
+                    <a:xfrm>
+                      <a:off x="0" y="0"/>
+                      <a:ext cx="3169641" cy="2383791"/>
+                    </a:xfrm>
+                    <a:prstGeom prst="rect">
+                      <a:avLst/>
+                    </a:prstGeom>
+                    <a:ln>
+                      <a:noFill/>
+                    </a:ln>
+                    <a:extLst>
+                      <a:ext uri="{53640926-AAD7-44D8-BBD7-CCE9431645EC}">
+                        <a14:shadowObscured xmlns:a14="http://schemas.microsoft.com/office/drawing/2010/main"/>
+                      </a:ext>
+                    </a:extLst>
+                  </pic:spPr>
+                </pic:pic>
+              </a:graphicData>
+            </a:graphic>
+          </wp:inline>
+        </w:drawing>
+      </w:r>
+    </w:p>
+    <w:p>
+      <w:pPr>
         <w:tabs>
           <w:tab w:val="left" w:pos="861"/>
         </w:tabs>
         <w:spacing w:before="316" w:line="360" w:lineRule="auto"/>
-        <w:ind w:left="352" w:firstLine="0"/>
-        <w:rPr>
+        <w:jc w:val="center"/>
+        <w:rPr>
+          <w:sz w:val="20"/>
+          <w:szCs w:val="20"/>
+        </w:rPr>
+      </w:pPr>
+      <w:r>
+        <w:rPr>
+          <w:sz w:val="20"/>
+          <w:szCs w:val="20"/>
+        </w:rPr>
+        <w:t>FONTE : AUTORAL</w:t>
+      </w:r>
+      <w:r>
+        <w:rPr>
+          <w:b/>
+          <w:bCs/>
           <w:sz w:val="28"/>
-        </w:rPr>
-      </w:pPr>
+          <w:szCs w:val="28"/>
+        </w:rPr>
+        <w:br w:type="textWrapping" w:clear="all"/>
+      </w:r>
     </w:p>
     <w:p>
       <w:pPr>
@@ -7141,6 +7726,203 @@
         <w:ind w:left="421" w:hanging="280"/>
       </w:pPr>
       <w:r>
+        <w:t>METODOLOGIA PRATICADA (SCRUM)</w:t>
+      </w:r>
+    </w:p>
+    <w:p>
+      <w:pPr>
+        <w:pStyle w:val="Ttulo1"/>
+        <w:tabs>
+          <w:tab w:val="left" w:pos="421"/>
+        </w:tabs>
+        <w:spacing w:line="360" w:lineRule="auto"/>
+        <w:ind w:firstLine="0"/>
+      </w:pPr>
+    </w:p>
+    <w:p>
+      <w:pPr>
+        <w:pStyle w:val="Ttulo1"/>
+        <w:numPr>
+          <w:ilvl w:val="0"/>
+          <w:numId w:val="1"/>
+        </w:numPr>
+        <w:tabs>
+          <w:tab w:val="left" w:pos="421"/>
+        </w:tabs>
+        <w:spacing w:line="360" w:lineRule="auto"/>
+        <w:ind w:left="421" w:hanging="280"/>
+      </w:pPr>
+      <w:r>
+        <w:t>MATRIZ DE PLANEJAMENTO (5w2h)</w:t>
+      </w:r>
+    </w:p>
+    <w:p>
+      <w:pPr>
+        <w:pStyle w:val="PargrafodaLista"/>
+      </w:pPr>
+    </w:p>
+    <w:p>
+      <w:pPr>
+        <w:pStyle w:val="Ttulo1"/>
+        <w:tabs>
+          <w:tab w:val="left" w:pos="421"/>
+        </w:tabs>
+        <w:spacing w:line="360" w:lineRule="auto"/>
+        <w:ind w:firstLine="0"/>
+      </w:pPr>
+    </w:p>
+    <w:p>
+      <w:pPr>
+        <w:pStyle w:val="Ttulo1"/>
+        <w:numPr>
+          <w:ilvl w:val="0"/>
+          <w:numId w:val="1"/>
+        </w:numPr>
+        <w:tabs>
+          <w:tab w:val="left" w:pos="421"/>
+        </w:tabs>
+        <w:spacing w:line="360" w:lineRule="auto"/>
+        <w:ind w:left="421" w:hanging="280"/>
+      </w:pPr>
+      <w:r>
+        <w:t>DIAGRAMA DE NEGÓCIO</w:t>
+      </w:r>
+    </w:p>
+    <w:p>
+      <w:pPr>
+        <w:pStyle w:val="Ttulo1"/>
+        <w:tabs>
+          <w:tab w:val="left" w:pos="421"/>
+        </w:tabs>
+        <w:spacing w:line="360" w:lineRule="auto"/>
+        <w:ind w:firstLine="0"/>
+      </w:pPr>
+      <w:r>
+        <w:rPr>
+          <w:noProof/>
+          <w:lang w:val="pt-BR" w:eastAsia="pt-BR"/>
+        </w:rPr>
+        <w:drawing>
+          <wp:inline distT="0" distB="0" distL="0" distR="0" wp14:anchorId="2C7C745B" wp14:editId="51BBF3A6">
+            <wp:extent cx="5942965" cy="2945765"/>
+            <wp:effectExtent l="0" t="0" r="635" b="6985"/>
+            <wp:docPr id="6" name="Imagem 6"/>
+            <wp:cNvGraphicFramePr>
+              <a:graphicFrameLocks xmlns:a="http://schemas.openxmlformats.org/drawingml/2006/main" noChangeAspect="1"/>
+            </wp:cNvGraphicFramePr>
+            <a:graphic xmlns:a="http://schemas.openxmlformats.org/drawingml/2006/main">
+              <a:graphicData uri="http://schemas.openxmlformats.org/drawingml/2006/picture">
+                <pic:pic xmlns:pic="http://schemas.openxmlformats.org/drawingml/2006/picture">
+                  <pic:nvPicPr>
+                    <pic:cNvPr id="6" name="Captura de tela 2025-04-19 165438.png"/>
+                    <pic:cNvPicPr/>
+                  </pic:nvPicPr>
+                  <pic:blipFill>
+                    <a:blip r:embed="rId18">
+                      <a:extLst>
+                        <a:ext uri="{28A0092B-C50C-407E-A947-70E740481C1C}">
+                          <a14:useLocalDpi xmlns:a14="http://schemas.microsoft.com/office/drawing/2010/main" val="0"/>
+                        </a:ext>
+                      </a:extLst>
+                    </a:blip>
+                    <a:stretch>
+                      <a:fillRect/>
+                    </a:stretch>
+                  </pic:blipFill>
+                  <pic:spPr>
+                    <a:xfrm>
+                      <a:off x="0" y="0"/>
+                      <a:ext cx="5942965" cy="2945765"/>
+                    </a:xfrm>
+                    <a:prstGeom prst="rect">
+                      <a:avLst/>
+                    </a:prstGeom>
+                  </pic:spPr>
+                </pic:pic>
+              </a:graphicData>
+            </a:graphic>
+          </wp:inline>
+        </w:drawing>
+      </w:r>
+    </w:p>
+    <w:p>
+      <w:pPr>
+        <w:pStyle w:val="Ttulo1"/>
+        <w:numPr>
+          <w:ilvl w:val="0"/>
+          <w:numId w:val="1"/>
+        </w:numPr>
+        <w:tabs>
+          <w:tab w:val="left" w:pos="421"/>
+        </w:tabs>
+        <w:spacing w:line="360" w:lineRule="auto"/>
+        <w:ind w:left="421" w:hanging="280"/>
+      </w:pPr>
+      <w:r>
+        <w:t>DIAGRAMA DE SOLUÇÃO TÉCNICA</w:t>
+      </w:r>
+    </w:p>
+    <w:p>
+      <w:pPr>
+        <w:pStyle w:val="PargrafodaLista"/>
+      </w:pPr>
+    </w:p>
+    <w:p>
+      <w:pPr>
+        <w:pStyle w:val="Ttulo1"/>
+        <w:tabs>
+          <w:tab w:val="left" w:pos="421"/>
+        </w:tabs>
+        <w:spacing w:line="360" w:lineRule="auto"/>
+        <w:ind w:firstLine="0"/>
+      </w:pPr>
+      <w:bookmarkStart w:id="6" w:name="_GoBack"/>
+      <w:bookmarkEnd w:id="6"/>
+    </w:p>
+    <w:p>
+      <w:pPr>
+        <w:pStyle w:val="Ttulo1"/>
+        <w:numPr>
+          <w:ilvl w:val="0"/>
+          <w:numId w:val="1"/>
+        </w:numPr>
+        <w:tabs>
+          <w:tab w:val="left" w:pos="421"/>
+        </w:tabs>
+        <w:spacing w:line="360" w:lineRule="auto"/>
+        <w:ind w:left="421" w:hanging="280"/>
+      </w:pPr>
+      <w:r>
+        <w:t>CONSIDERAÇÕES RELEVANTES</w:t>
+      </w:r>
+      <w:r>
+        <w:tab/>
+      </w:r>
+    </w:p>
+    <w:p>
+      <w:pPr>
+        <w:pStyle w:val="Ttulo1"/>
+        <w:tabs>
+          <w:tab w:val="left" w:pos="421"/>
+        </w:tabs>
+        <w:spacing w:line="360" w:lineRule="auto"/>
+        <w:ind w:firstLine="0"/>
+      </w:pPr>
+    </w:p>
+    <w:p>
+      <w:pPr>
+        <w:pStyle w:val="Ttulo1"/>
+        <w:numPr>
+          <w:ilvl w:val="0"/>
+          <w:numId w:val="1"/>
+        </w:numPr>
+        <w:tabs>
+          <w:tab w:val="left" w:pos="421"/>
+        </w:tabs>
+        <w:spacing w:line="360" w:lineRule="auto"/>
+        <w:ind w:left="421" w:hanging="280"/>
+      </w:pPr>
+      <w:r>
         <w:rPr>
           <w:spacing w:val="-2"/>
         </w:rPr>
@@ -7311,7 +8093,7 @@
         </w:rPr>
         <w:t xml:space="preserve">Oswaldo Cruz, Rio de Janeiro, Brasil. 2022. DOI 10.1590/0102-311XPT222621. Disponível em: </w:t>
       </w:r>
-      <w:hyperlink r:id="rId17">
+      <w:hyperlink r:id="rId19">
         <w:r>
           <w:rPr>
             <w:color w:val="467885"/>
@@ -7525,7 +8307,7 @@
         </w:rPr>
         <w:t xml:space="preserve">Escola de Engenharia, Universidade Federal Fluminense, Niterói, Brasil. DOI 10.1590/0102- 311X00034617 Disponível em: </w:t>
       </w:r>
-      <w:hyperlink r:id="rId18">
+      <w:hyperlink r:id="rId20">
         <w:r>
           <w:rPr>
             <w:color w:val="467885"/>
@@ -7566,7 +8348,7 @@
           <w:sz w:val="24"/>
         </w:rPr>
       </w:pPr>
-      <w:hyperlink r:id="rId19" w:history="1">
+      <w:hyperlink r:id="rId21" w:history="1">
         <w:r>
           <w:rPr>
             <w:rStyle w:val="Hyperlink"/>
@@ -7593,7 +8375,7 @@
           <w:sz w:val="24"/>
         </w:rPr>
       </w:pPr>
-      <w:hyperlink r:id="rId20" w:history="1">
+      <w:hyperlink r:id="rId22" w:history="1">
         <w:r>
           <w:rPr>
             <w:rStyle w:val="Hyperlink"/>
@@ -7620,7 +8402,7 @@
           <w:sz w:val="24"/>
         </w:rPr>
       </w:pPr>
-      <w:hyperlink r:id="rId21" w:history="1">
+      <w:hyperlink r:id="rId23" w:history="1">
         <w:r>
           <w:rPr>
             <w:rStyle w:val="Hyperlink"/>
@@ -7667,7 +8449,7 @@
 </file>
 
 <file path=word/endnotes.xml><?xml version="1.0" encoding="utf-8"?>
-<w:endnotes xmlns:wpc="http://schemas.microsoft.com/office/word/2010/wordprocessingCanvas" xmlns:cx="http://schemas.microsoft.com/office/drawing/2014/chartex" xmlns:cx1="http://schemas.microsoft.com/office/drawing/2015/9/8/chartex" xmlns:cx2="http://schemas.microsoft.com/office/drawing/2015/10/21/chartex" xmlns:cx3="http://schemas.microsoft.com/office/drawing/2016/5/9/chartex" xmlns:cx4="http://schemas.microsoft.com/office/drawing/2016/5/10/chartex" xmlns:cx5="http://schemas.microsoft.com/office/drawing/2016/5/11/chartex" xmlns:cx6="http://schemas.microsoft.com/office/drawing/2016/5/12/chartex" xmlns:cx7="http://schemas.microsoft.com/office/drawing/2016/5/13/chartex" xmlns:cx8="http://schemas.microsoft.com/office/drawing/2016/5/14/chartex" xmlns:mc="http://schemas.openxmlformats.org/markup-compatibility/2006" xmlns:aink="http://schemas.microsoft.com/office/drawing/2016/ink" xmlns:am3d="http://schemas.microsoft.com/office/drawing/2017/model3d" xmlns:o="urn:schemas-microsoft-com:office:office" xmlns:oel="http://schemas.microsoft.com/office/2019/extlst" xmlns:r="http://schemas.openxmlformats.org/officeDocument/2006/relationships" xmlns:m="http://schemas.openxmlformats.org/officeDocument/2006/math" xmlns:v="urn:schemas-microsoft-com:vml" xmlns:wp14="http://schemas.microsoft.com/office/word/2010/wordprocessingDrawing" xmlns:wp="http://schemas.openxmlformats.org/drawingml/2006/wordprocessingDrawing" xmlns:w10="urn:schemas-microsoft-com:office:word" xmlns:w="http://schemas.openxmlformats.org/wordprocessingml/2006/main" xmlns:w14="http://schemas.microsoft.com/office/word/2010/wordml" xmlns:w15="http://schemas.microsoft.com/office/word/2012/wordml" xmlns:w16cex="http://schemas.microsoft.com/office/word/2018/wordml/cex" xmlns:w16cid="http://schemas.microsoft.com/office/word/2016/wordml/cid" xmlns:w16="http://schemas.microsoft.com/office/word/2018/wordml" xmlns:w16du="http://schemas.microsoft.com/office/word/2023/wordml/word16du" xmlns:w16sdtdh="http://schemas.microsoft.com/office/word/2020/wordml/sdtdatahash" xmlns:w16sdtfl="http://schemas.microsoft.com/office/word/2024/wordml/sdtformatlock" xmlns:w16se="http://schemas.microsoft.com/office/word/2015/wordml/symex" xmlns:wpg="http://schemas.microsoft.com/office/word/2010/wordprocessingGroup" xmlns:wpi="http://schemas.microsoft.com/office/word/2010/wordprocessingInk" xmlns:wne="http://schemas.microsoft.com/office/word/2006/wordml" xmlns:wps="http://schemas.microsoft.com/office/word/2010/wordprocessingShape" mc:Ignorable="w14 w15 w16se w16cid w16 w16cex w16sdtdh w16sdtfl w16du wp14">
+<w:endnotes xmlns:wpc="http://schemas.microsoft.com/office/word/2010/wordprocessingCanvas" xmlns:mc="http://schemas.openxmlformats.org/markup-compatibility/2006" xmlns:o="urn:schemas-microsoft-com:office:office" xmlns:r="http://schemas.openxmlformats.org/officeDocument/2006/relationships" xmlns:m="http://schemas.openxmlformats.org/officeDocument/2006/math" xmlns:v="urn:schemas-microsoft-com:vml" xmlns:wp14="http://schemas.microsoft.com/office/word/2010/wordprocessingDrawing" xmlns:wp="http://schemas.openxmlformats.org/drawingml/2006/wordprocessingDrawing" xmlns:w10="urn:schemas-microsoft-com:office:word" xmlns:w="http://schemas.openxmlformats.org/wordprocessingml/2006/main" xmlns:w14="http://schemas.microsoft.com/office/word/2010/wordml" xmlns:w15="http://schemas.microsoft.com/office/word/2012/wordml" xmlns:wpg="http://schemas.microsoft.com/office/word/2010/wordprocessingGroup" xmlns:wpi="http://schemas.microsoft.com/office/word/2010/wordprocessingInk" xmlns:wne="http://schemas.microsoft.com/office/word/2006/wordml" xmlns:wps="http://schemas.microsoft.com/office/word/2010/wordprocessingShape" mc:Ignorable="w14 w15 wp14">
   <w:endnote w:type="separator" w:id="-1">
     <w:p>
       <w:r>
@@ -7686,7 +8468,7 @@
 </file>
 
 <file path=word/footnotes.xml><?xml version="1.0" encoding="utf-8"?>
-<w:footnotes xmlns:wpc="http://schemas.microsoft.com/office/word/2010/wordprocessingCanvas" xmlns:cx="http://schemas.microsoft.com/office/drawing/2014/chartex" xmlns:cx1="http://schemas.microsoft.com/office/drawing/2015/9/8/chartex" xmlns:cx2="http://schemas.microsoft.com/office/drawing/2015/10/21/chartex" xmlns:cx3="http://schemas.microsoft.com/office/drawing/2016/5/9/chartex" xmlns:cx4="http://schemas.microsoft.com/office/drawing/2016/5/10/chartex" xmlns:cx5="http://schemas.microsoft.com/office/drawing/2016/5/11/chartex" xmlns:cx6="http://schemas.microsoft.com/office/drawing/2016/5/12/chartex" xmlns:cx7="http://schemas.microsoft.com/office/drawing/2016/5/13/chartex" xmlns:cx8="http://schemas.microsoft.com/office/drawing/2016/5/14/chartex" xmlns:mc="http://schemas.openxmlformats.org/markup-compatibility/2006" xmlns:aink="http://schemas.microsoft.com/office/drawing/2016/ink" xmlns:am3d="http://schemas.microsoft.com/office/drawing/2017/model3d" xmlns:o="urn:schemas-microsoft-com:office:office" xmlns:oel="http://schemas.microsoft.com/office/2019/extlst" xmlns:r="http://schemas.openxmlformats.org/officeDocument/2006/relationships" xmlns:m="http://schemas.openxmlformats.org/officeDocument/2006/math" xmlns:v="urn:schemas-microsoft-com:vml" xmlns:wp14="http://schemas.microsoft.com/office/word/2010/wordprocessingDrawing" xmlns:wp="http://schemas.openxmlformats.org/drawingml/2006/wordprocessingDrawing" xmlns:w10="urn:schemas-microsoft-com:office:word" xmlns:w="http://schemas.openxmlformats.org/wordprocessingml/2006/main" xmlns:w14="http://schemas.microsoft.com/office/word/2010/wordml" xmlns:w15="http://schemas.microsoft.com/office/word/2012/wordml" xmlns:w16cex="http://schemas.microsoft.com/office/word/2018/wordml/cex" xmlns:w16cid="http://schemas.microsoft.com/office/word/2016/wordml/cid" xmlns:w16="http://schemas.microsoft.com/office/word/2018/wordml" xmlns:w16du="http://schemas.microsoft.com/office/word/2023/wordml/word16du" xmlns:w16sdtdh="http://schemas.microsoft.com/office/word/2020/wordml/sdtdatahash" xmlns:w16sdtfl="http://schemas.microsoft.com/office/word/2024/wordml/sdtformatlock" xmlns:w16se="http://schemas.microsoft.com/office/word/2015/wordml/symex" xmlns:wpg="http://schemas.microsoft.com/office/word/2010/wordprocessingGroup" xmlns:wpi="http://schemas.microsoft.com/office/word/2010/wordprocessingInk" xmlns:wne="http://schemas.microsoft.com/office/word/2006/wordml" xmlns:wps="http://schemas.microsoft.com/office/word/2010/wordprocessingShape" mc:Ignorable="w14 w15 w16se w16cid w16 w16cex w16sdtdh w16sdtfl w16du wp14">
+<w:footnotes xmlns:wpc="http://schemas.microsoft.com/office/word/2010/wordprocessingCanvas" xmlns:mc="http://schemas.openxmlformats.org/markup-compatibility/2006" xmlns:o="urn:schemas-microsoft-com:office:office" xmlns:r="http://schemas.openxmlformats.org/officeDocument/2006/relationships" xmlns:m="http://schemas.openxmlformats.org/officeDocument/2006/math" xmlns:v="urn:schemas-microsoft-com:vml" xmlns:wp14="http://schemas.microsoft.com/office/word/2010/wordprocessingDrawing" xmlns:wp="http://schemas.openxmlformats.org/drawingml/2006/wordprocessingDrawing" xmlns:w10="urn:schemas-microsoft-com:office:word" xmlns:w="http://schemas.openxmlformats.org/wordprocessingml/2006/main" xmlns:w14="http://schemas.microsoft.com/office/word/2010/wordml" xmlns:w15="http://schemas.microsoft.com/office/word/2012/wordml" xmlns:wpg="http://schemas.microsoft.com/office/word/2010/wordprocessingGroup" xmlns:wpi="http://schemas.microsoft.com/office/word/2010/wordprocessingInk" xmlns:wne="http://schemas.microsoft.com/office/word/2006/wordml" xmlns:wps="http://schemas.microsoft.com/office/word/2010/wordprocessingShape" mc:Ignorable="w14 w15 wp14">
   <w:footnote w:type="separator" w:id="-1">
     <w:p>
       <w:r>
@@ -7705,7 +8487,7 @@
 </file>
 
 <file path=word/header1.xml><?xml version="1.0" encoding="utf-8"?>
-<w:hdr xmlns:wpc="http://schemas.microsoft.com/office/word/2010/wordprocessingCanvas" xmlns:cx="http://schemas.microsoft.com/office/drawing/2014/chartex" xmlns:cx1="http://schemas.microsoft.com/office/drawing/2015/9/8/chartex" xmlns:cx2="http://schemas.microsoft.com/office/drawing/2015/10/21/chartex" xmlns:cx3="http://schemas.microsoft.com/office/drawing/2016/5/9/chartex" xmlns:cx4="http://schemas.microsoft.com/office/drawing/2016/5/10/chartex" xmlns:cx5="http://schemas.microsoft.com/office/drawing/2016/5/11/chartex" xmlns:cx6="http://schemas.microsoft.com/office/drawing/2016/5/12/chartex" xmlns:cx7="http://schemas.microsoft.com/office/drawing/2016/5/13/chartex" xmlns:cx8="http://schemas.microsoft.com/office/drawing/2016/5/14/chartex" xmlns:mc="http://schemas.openxmlformats.org/markup-compatibility/2006" xmlns:aink="http://schemas.microsoft.com/office/drawing/2016/ink" xmlns:am3d="http://schemas.microsoft.com/office/drawing/2017/model3d" xmlns:o="urn:schemas-microsoft-com:office:office" xmlns:oel="http://schemas.microsoft.com/office/2019/extlst" xmlns:r="http://schemas.openxmlformats.org/officeDocument/2006/relationships" xmlns:m="http://schemas.openxmlformats.org/officeDocument/2006/math" xmlns:v="urn:schemas-microsoft-com:vml" xmlns:wp14="http://schemas.microsoft.com/office/word/2010/wordprocessingDrawing" xmlns:wp="http://schemas.openxmlformats.org/drawingml/2006/wordprocessingDrawing" xmlns:w10="urn:schemas-microsoft-com:office:word" xmlns:w="http://schemas.openxmlformats.org/wordprocessingml/2006/main" xmlns:w14="http://schemas.microsoft.com/office/word/2010/wordml" xmlns:w15="http://schemas.microsoft.com/office/word/2012/wordml" xmlns:w16cex="http://schemas.microsoft.com/office/word/2018/wordml/cex" xmlns:w16cid="http://schemas.microsoft.com/office/word/2016/wordml/cid" xmlns:w16="http://schemas.microsoft.com/office/word/2018/wordml" xmlns:w16du="http://schemas.microsoft.com/office/word/2023/wordml/word16du" xmlns:w16sdtdh="http://schemas.microsoft.com/office/word/2020/wordml/sdtdatahash" xmlns:w16sdtfl="http://schemas.microsoft.com/office/word/2024/wordml/sdtformatlock" xmlns:w16se="http://schemas.microsoft.com/office/word/2015/wordml/symex" xmlns:wpg="http://schemas.microsoft.com/office/word/2010/wordprocessingGroup" xmlns:wpi="http://schemas.microsoft.com/office/word/2010/wordprocessingInk" xmlns:wne="http://schemas.microsoft.com/office/word/2006/wordml" xmlns:wps="http://schemas.microsoft.com/office/word/2010/wordprocessingShape" mc:Ignorable="w14 w15 w16se w16cid w16 w16cex w16sdtdh w16sdtfl w16du wp14">
+<w:hdr xmlns:wpc="http://schemas.microsoft.com/office/word/2010/wordprocessingCanvas" xmlns:mc="http://schemas.openxmlformats.org/markup-compatibility/2006" xmlns:o="urn:schemas-microsoft-com:office:office" xmlns:r="http://schemas.openxmlformats.org/officeDocument/2006/relationships" xmlns:m="http://schemas.openxmlformats.org/officeDocument/2006/math" xmlns:v="urn:schemas-microsoft-com:vml" xmlns:wp14="http://schemas.microsoft.com/office/word/2010/wordprocessingDrawing" xmlns:wp="http://schemas.openxmlformats.org/drawingml/2006/wordprocessingDrawing" xmlns:w10="urn:schemas-microsoft-com:office:word" xmlns:w="http://schemas.openxmlformats.org/wordprocessingml/2006/main" xmlns:w14="http://schemas.microsoft.com/office/word/2010/wordml" xmlns:w15="http://schemas.microsoft.com/office/word/2012/wordml" xmlns:wpg="http://schemas.microsoft.com/office/word/2010/wordprocessingGroup" xmlns:wpi="http://schemas.microsoft.com/office/word/2010/wordprocessingInk" xmlns:wne="http://schemas.microsoft.com/office/word/2006/wordml" xmlns:wps="http://schemas.microsoft.com/office/word/2010/wordprocessingShape" mc:Ignorable="w14 w15 wp14">
   <w:p>
     <w:pPr>
       <w:pStyle w:val="Corpodetexto"/>
@@ -7718,6 +8500,7 @@
       <w:rPr>
         <w:noProof/>
         <w:sz w:val="20"/>
+        <w:lang w:val="pt-BR" w:eastAsia="pt-BR"/>
       </w:rPr>
       <mc:AlternateContent>
         <mc:Choice Requires="wps">
@@ -7787,9 +8570,10 @@
                           <w:r>
                             <w:rPr>
                               <w:rFonts w:ascii="Trebuchet MS"/>
+                              <w:noProof/>
                               <w:spacing w:val="-10"/>
                             </w:rPr>
-                            <w:t>1</w:t>
+                            <w:t>17</w:t>
                           </w:r>
                           <w:r>
                             <w:rPr>
@@ -7816,7 +8600,8 @@
               <v:stroke joinstyle="miter"/>
               <v:path gradientshapeok="t" o:connecttype="rect"/>
             </v:shapetype>
-            <v:shape id="Textbox 1" o:spid="_x0000_s1026" type="#_x0000_t202" style="position:absolute;margin-left:529.25pt;margin-top:35pt;width:13.45pt;height:16.65pt;z-index:-15838208;visibility:visible;mso-wrap-style:square;mso-wrap-distance-left:0;mso-wrap-distance-top:0;mso-wrap-distance-right:0;mso-wrap-distance-bottom:0;mso-position-horizontal:absolute;mso-position-horizontal-relative:page;mso-position-vertical:absolute;mso-position-vertical-relative:page;v-text-anchor:top" o:gfxdata="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" filled="f" stroked="f">
+            <v:shape id="Textbox 1" o:spid="_x0000_s1026" type="#_x0000_t202" style="position:absolute;margin-left:529.25pt;margin-top:35pt;width:13.45pt;height:16.65pt;z-index:-15838208;visibility:visible;mso-wrap-style:square;mso-wrap-distance-left:0;mso-wrap-distance-top:0;mso-wrap-distance-right:0;mso-wrap-distance-bottom:0;mso-position-horizontal:absolute;mso-position-horizontal-relative:page;mso-position-vertical:absolute;mso-position-vertical-relative:page;v-text-anchor:top" o:gfxdata="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" filled="f" stroked="f">
+              <v:path arrowok="t"/>
               <v:textbox inset="0,0,0,0">
                 <w:txbxContent>
                   <w:p>
@@ -7852,9 +8637,10 @@
                     <w:r>
                       <w:rPr>
                         <w:rFonts w:ascii="Trebuchet MS"/>
+                        <w:noProof/>
                         <w:spacing w:val="-10"/>
                       </w:rPr>
-                      <w:t>1</w:t>
+                      <w:t>17</w:t>
                     </w:r>
                     <w:r>
                       <w:rPr>
@@ -7877,8 +8663,8 @@
 </file>
 
 <file path=word/numbering.xml><?xml version="1.0" encoding="utf-8"?>
-<w:numbering xmlns:wpc="http://schemas.microsoft.com/office/word/2010/wordprocessingCanvas" xmlns:cx="http://schemas.microsoft.com/office/drawing/2014/chartex" xmlns:cx1="http://schemas.microsoft.com/office/drawing/2015/9/8/chartex" xmlns:cx2="http://schemas.microsoft.com/office/drawing/2015/10/21/chartex" xmlns:cx3="http://schemas.microsoft.com/office/drawing/2016/5/9/chartex" xmlns:cx4="http://schemas.microsoft.com/office/drawing/2016/5/10/chartex" xmlns:cx5="http://schemas.microsoft.com/office/drawing/2016/5/11/chartex" xmlns:cx6="http://schemas.microsoft.com/office/drawing/2016/5/12/chartex" xmlns:cx7="http://schemas.microsoft.com/office/drawing/2016/5/13/chartex" xmlns:cx8="http://schemas.microsoft.com/office/drawing/2016/5/14/chartex" xmlns:mc="http://schemas.openxmlformats.org/markup-compatibility/2006" xmlns:aink="http://schemas.microsoft.com/office/drawing/2016/ink" xmlns:am3d="http://schemas.microsoft.com/office/drawing/2017/model3d" xmlns:o="urn:schemas-microsoft-com:office:office" xmlns:oel="http://schemas.microsoft.com/office/2019/extlst" xmlns:r="http://schemas.openxmlformats.org/officeDocument/2006/relationships" xmlns:m="http://schemas.openxmlformats.org/officeDocument/2006/math" xmlns:v="urn:schemas-microsoft-com:vml" xmlns:wp14="http://schemas.microsoft.com/office/word/2010/wordprocessingDrawing" xmlns:wp="http://schemas.openxmlformats.org/drawingml/2006/wordprocessingDrawing" xmlns:w10="urn:schemas-microsoft-com:office:word" xmlns:w="http://schemas.openxmlformats.org/wordprocessingml/2006/main" xmlns:w14="http://schemas.microsoft.com/office/word/2010/wordml" xmlns:w15="http://schemas.microsoft.com/office/word/2012/wordml" xmlns:w16cex="http://schemas.microsoft.com/office/word/2018/wordml/cex" xmlns:w16cid="http://schemas.microsoft.com/office/word/2016/wordml/cid" xmlns:w16="http://schemas.microsoft.com/office/word/2018/wordml" xmlns:w16du="http://schemas.microsoft.com/office/word/2023/wordml/word16du" xmlns:w16sdtdh="http://schemas.microsoft.com/office/word/2020/wordml/sdtdatahash" xmlns:w16sdtfl="http://schemas.microsoft.com/office/word/2024/wordml/sdtformatlock" xmlns:w16se="http://schemas.microsoft.com/office/word/2015/wordml/symex" xmlns:wpg="http://schemas.microsoft.com/office/word/2010/wordprocessingGroup" xmlns:wpi="http://schemas.microsoft.com/office/word/2010/wordprocessingInk" xmlns:wne="http://schemas.microsoft.com/office/word/2006/wordml" xmlns:wps="http://schemas.microsoft.com/office/word/2010/wordprocessingShape" mc:Ignorable="w14 w15 w16se w16cid w16 w16cex w16sdtdh w16sdtfl w16du wp14">
-  <w:abstractNum w:abstractNumId="0" w15:restartNumberingAfterBreak="0">
+<w:numbering xmlns:wpc="http://schemas.microsoft.com/office/word/2010/wordprocessingCanvas" xmlns:mc="http://schemas.openxmlformats.org/markup-compatibility/2006" xmlns:o="urn:schemas-microsoft-com:office:office" xmlns:r="http://schemas.openxmlformats.org/officeDocument/2006/relationships" xmlns:m="http://schemas.openxmlformats.org/officeDocument/2006/math" xmlns:v="urn:schemas-microsoft-com:vml" xmlns:wp14="http://schemas.microsoft.com/office/word/2010/wordprocessingDrawing" xmlns:wp="http://schemas.openxmlformats.org/drawingml/2006/wordprocessingDrawing" xmlns:w10="urn:schemas-microsoft-com:office:word" xmlns:w="http://schemas.openxmlformats.org/wordprocessingml/2006/main" xmlns:w14="http://schemas.microsoft.com/office/word/2010/wordml" xmlns:w15="http://schemas.microsoft.com/office/word/2012/wordml" xmlns:wpg="http://schemas.microsoft.com/office/word/2010/wordprocessingGroup" xmlns:wpi="http://schemas.microsoft.com/office/word/2010/wordprocessingInk" xmlns:wne="http://schemas.microsoft.com/office/word/2006/wordml" xmlns:wps="http://schemas.microsoft.com/office/word/2010/wordprocessingShape" mc:Ignorable="w14 w15 wp14">
+  <w:abstractNum w:abstractNumId="0">
     <w:nsid w:val="026A4194"/>
     <w:multiLevelType w:val="multilevel"/>
     <w:tmpl w:val="F7424D24"/>
@@ -8009,7 +8795,7 @@
       </w:rPr>
     </w:lvl>
   </w:abstractNum>
-  <w:abstractNum w:abstractNumId="1" w15:restartNumberingAfterBreak="0">
+  <w:abstractNum w:abstractNumId="1">
     <w:nsid w:val="653E4B28"/>
     <w:multiLevelType w:val="multilevel"/>
     <w:tmpl w:val="3154D482"/>
@@ -8148,17 +8934,17 @@
       </w:rPr>
     </w:lvl>
   </w:abstractNum>
-  <w:num w:numId="1" w16cid:durableId="650183559">
+  <w:num w:numId="1">
     <w:abstractNumId w:val="1"/>
   </w:num>
-  <w:num w:numId="2" w16cid:durableId="2145926989">
+  <w:num w:numId="2">
     <w:abstractNumId w:val="0"/>
   </w:num>
 </w:numbering>
 </file>
 
 <file path=word/styles.xml><?xml version="1.0" encoding="utf-8"?>
-<w:styles xmlns:mc="http://schemas.openxmlformats.org/markup-compatibility/2006" xmlns:r="http://schemas.openxmlformats.org/officeDocument/2006/relationships" xmlns:w="http://schemas.openxmlformats.org/wordprocessingml/2006/main" xmlns:w14="http://schemas.microsoft.com/office/word/2010/wordml" xmlns:w15="http://schemas.microsoft.com/office/word/2012/wordml" xmlns:w16cex="http://schemas.microsoft.com/office/word/2018/wordml/cex" xmlns:w16cid="http://schemas.microsoft.com/office/word/2016/wordml/cid" xmlns:w16="http://schemas.microsoft.com/office/word/2018/wordml" xmlns:w16du="http://schemas.microsoft.com/office/word/2023/wordml/word16du" xmlns:w16sdtdh="http://schemas.microsoft.com/office/word/2020/wordml/sdtdatahash" xmlns:w16sdtfl="http://schemas.microsoft.com/office/word/2024/wordml/sdtformatlock" xmlns:w16se="http://schemas.microsoft.com/office/word/2015/wordml/symex" mc:Ignorable="w14 w15 w16se w16cid w16 w16cex w16sdtdh w16sdtfl w16du">
+<w:styles xmlns:mc="http://schemas.openxmlformats.org/markup-compatibility/2006" xmlns:r="http://schemas.openxmlformats.org/officeDocument/2006/relationships" xmlns:w="http://schemas.openxmlformats.org/wordprocessingml/2006/main" xmlns:w14="http://schemas.microsoft.com/office/word/2010/wordml" xmlns:w15="http://schemas.microsoft.com/office/word/2012/wordml" mc:Ignorable="w14 w15">
   <w:docDefaults>
     <w:rPrDefault>
       <w:rPr>
@@ -8176,7 +8962,7 @@
       </w:pPr>
     </w:pPrDefault>
   </w:docDefaults>
-  <w:latentStyles w:defLockedState="0" w:defUIPriority="99" w:defSemiHidden="0" w:defUnhideWhenUsed="0" w:defQFormat="0" w:count="376">
+  <w:latentStyles w:defLockedState="0" w:defUIPriority="99" w:defSemiHidden="0" w:defUnhideWhenUsed="0" w:defQFormat="0" w:count="371">
     <w:lsdException w:name="Normal" w:uiPriority="0" w:qFormat="1"/>
     <w:lsdException w:name="heading 1" w:uiPriority="9" w:qFormat="1"/>
     <w:lsdException w:name="heading 2" w:semiHidden="1" w:uiPriority="9" w:unhideWhenUsed="1" w:qFormat="1"/>
@@ -8548,11 +9334,6 @@
     <w:lsdException w:name="List Table 5 Dark Accent 6" w:uiPriority="50"/>
     <w:lsdException w:name="List Table 6 Colorful Accent 6" w:uiPriority="51"/>
     <w:lsdException w:name="List Table 7 Colorful Accent 6" w:uiPriority="52"/>
-    <w:lsdException w:name="Mention" w:semiHidden="1" w:unhideWhenUsed="1"/>
-    <w:lsdException w:name="Smart Hyperlink" w:semiHidden="1" w:unhideWhenUsed="1"/>
-    <w:lsdException w:name="Hashtag" w:semiHidden="1" w:unhideWhenUsed="1"/>
-    <w:lsdException w:name="Unresolved Mention" w:semiHidden="1" w:unhideWhenUsed="1"/>
-    <w:lsdException w:name="Smart Link" w:semiHidden="1" w:unhideWhenUsed="1"/>
   </w:latentStyles>
   <w:style w:type="paragraph" w:default="1" w:styleId="Normal">
     <w:name w:val="Normal"/>
@@ -8728,7 +9509,7 @@
       <w:u w:val="single"/>
     </w:rPr>
   </w:style>
-  <w:style w:type="character" w:styleId="MenoPendente">
+  <w:style w:type="character" w:customStyle="1" w:styleId="UnresolvedMention">
     <w:name w:val="Unresolved Mention"/>
     <w:basedOn w:val="Fontepargpadro"/>
     <w:uiPriority w:val="99"/>
